--- a/test_data/smlouva8_anon.docx
+++ b/test_data/smlouva8_anon.docx
@@ -71,7 +71,7 @@
     </w:p>
     <w:p>
       <w:r>
-        <w:t>[[ADDRESS_1]]</w:t>
+        <w:t>Sídlo: [[ADDRESS_1]]</w:t>
       </w:r>
     </w:p>
     <w:p>
@@ -130,7 +130,7 @@
     </w:p>
     <w:p>
       <w:r>
-        <w:t>[[ADDRESS_2]]</w:t>
+        <w:t>Trvalý pobyt: [[ADDRESS_2]]</w:t>
       </w:r>
     </w:p>
     <w:p>
@@ -188,7 +188,7 @@
     </w:p>
     <w:p>
       <w:r>
-        <w:t>[[ADDRESS_3]] 2548/9</w:t>
+        <w:t>[[ADDRESS_1]] 2548/9</w:t>
       </w:r>
     </w:p>
     <w:p>
@@ -331,7 +331,7 @@
     </w:p>
     <w:p>
       <w:r>
-        <w:t>Smlouva byla uzavřena dne [[DATE_4]] [[ADDRESS_6]].</w:t>
+        <w:t>Smlouva byla uzavřena dne [[DATE_4]] v Brně.</w:t>
       </w:r>
     </w:p>
     <w:p>
@@ -391,7 +391,7 @@
     </w:p>
     <w:p>
       <w:r>
-        <w:t>Trvale bytem: [[ADDRESS_7]]</w:t>
+        <w:t>Trvale bytem: [[ADDRESS_6]]</w:t>
       </w:r>
     </w:p>
     <w:p>
@@ -425,7 +425,7 @@
     </w:p>
     <w:p>
       <w:r>
-        <w:t>Bytem: [[ADDRESS_8]]</w:t>
+        <w:t>Bytem: [[ADDRESS_7]]</w:t>
       </w:r>
     </w:p>
     <w:p>
@@ -445,7 +445,7 @@
     </w:p>
     <w:p>
       <w:r>
-        <w:t>Paní [[PERSON_6]] pronajímá panu [[PERSON_7]] byt 3+1 [[ADDRESS_9]]. [[PERSON_7]] se zavazuje platit [[PERSON_6]] měsíční nájemné 18 500 Kč.</w:t>
+        <w:t>Paní [[PERSON_6]] pronajímá panu [[PERSON_7]] byt 3+1 [[ADDRESS_6]]. [[PERSON_7]] se zavazuje platit [[PERSON_6]] měsíční nájemné 18 500 Kč.</w:t>
       </w:r>
     </w:p>
     <w:p>
@@ -505,7 +505,7 @@
     </w:p>
     <w:p>
       <w:r>
-        <w:t>[[ADDRESS_10]]</w:t>
+        <w:t>Se sídlem: [[ADDRESS_9]]</w:t>
       </w:r>
     </w:p>
     <w:p>
@@ -554,7 +554,7 @@
     </w:p>
     <w:p>
       <w:r>
-        <w:t>Bytem: [[ADDRESS_11]]</w:t>
+        <w:t>Bytem: [[ADDRESS_10]]</w:t>
       </w:r>
     </w:p>
     <w:p>
@@ -648,7 +648,7 @@
     </w:p>
     <w:p>
       <w:r>
-        <w:t>Bytem: [[ADDRESS_12]]</w:t>
+        <w:t>Bytem: U [[ADDRESS_11]]</w:t>
       </w:r>
     </w:p>
     <w:p>
@@ -682,12 +682,12 @@
     </w:p>
     <w:p>
       <w:r>
-        <w:t>[[PERSON_12]] (rozená [[PERSON_11]])</w:t>
-      </w:r>
-    </w:p>
-    <w:p>
-      <w:r>
-        <w:t>[[ADDRESS_13]]</w:t>
+        <w:t>[[PERSON_11]] (rozená [[PERSON_12]])</w:t>
+      </w:r>
+    </w:p>
+    <w:p>
+      <w:r>
+        <w:t>[[ADDRESS_12]]</w:t>
       </w:r>
     </w:p>
     <w:p>
@@ -717,7 +717,7 @@
     </w:p>
     <w:p>
       <w:r>
-        <w:t>Pan Havlíček (dále jen "Kuba") prodává paní [[PERSON_12]] (dříve [[PERSON_13]]) notebook Lenovo ThinkPad. [[PERSON_12]] uhradí Jakubovi částku 32 000 Kč na [[BANK_5]].</w:t>
+        <w:t>Pan Havlíček (dále jen "Kuba") prodává paní [[PERSON_11]] (dříve [[PERSON_12]]) notebook Lenovo ThinkPad. [[PERSON_11]] uhradí Jakubovi částku 32 000 Kč na [[BANK_5]].</w:t>
       </w:r>
     </w:p>
     <w:p>
@@ -772,7 +772,7 @@
     </w:p>
     <w:p>
       <w:r>
-        <w:t>[[PERSON_14]] (samostatný konzultant)</w:t>
+        <w:t>[[PERSON_13]] (samostatný konzultant)</w:t>
       </w:r>
     </w:p>
     <w:p>
@@ -782,7 +782,7 @@
     </w:p>
     <w:p>
       <w:r>
-        <w:t>[[ADDRESS_14]]</w:t>
+        <w:t>Sídlo podnikání: [[ADDRESS_13]]</w:t>
       </w:r>
     </w:p>
     <w:p>
@@ -821,7 +821,7 @@
     </w:p>
     <w:p>
       <w:r>
-        <w:t>[[ADDRESS_15]]</w:t>
+        <w:t>Sídlo: [[ADDRESS_14]]</w:t>
       </w:r>
     </w:p>
     <w:p>
@@ -831,27 +831,27 @@
     </w:p>
     <w:p>
       <w:r>
-        <w:t>Zastoupena: Ing. [[PERSON_15]], MBA (osobní kontakt: [[EMAIL_8]],[[PHONE_11]])</w:t>
-      </w:r>
-    </w:p>
-    <w:p>
-      <w:r>
-        <w:t xml:space="preserve"/>
-      </w:r>
-    </w:p>
-    <w:p>
-      <w:r>
-        <w:t>Účelem smlouvy je ochrana důvěrných informací. [[PERSON_14]] (dále "[[PERSON_14]]") získá přístup k citlivým datům společnosti TechVision. Pan [[PERSON_15]] bude kontaktní osobou pro [[PERSON_14]].</w:t>
-      </w:r>
-    </w:p>
-    <w:p>
-      <w:r>
-        <w:t xml:space="preserve"/>
-      </w:r>
-    </w:p>
-    <w:p>
-      <w:r>
-        <w:t>Případné spory budou řešit mediátorkou [[PERSON_16]] ([[DATE_10]], kontakt[[PHONE_12]]).</w:t>
+        <w:t>Zastoupena: Ing. [[PERSON_14]], MBA (osobní kontakt: [[EMAIL_8]],[[PHONE_11]])</w:t>
+      </w:r>
+    </w:p>
+    <w:p>
+      <w:r>
+        <w:t xml:space="preserve"/>
+      </w:r>
+    </w:p>
+    <w:p>
+      <w:r>
+        <w:t>Účelem smlouvy je ochrana důvěrných informací. [[PERSON_13]] (dále "[[PERSON_13]]") získá přístup k citlivým datům společnosti TechVision. Pan [[PERSON_14]] bude kontaktní osobou pro [[PERSON_13]].</w:t>
+      </w:r>
+    </w:p>
+    <w:p>
+      <w:r>
+        <w:t xml:space="preserve"/>
+      </w:r>
+    </w:p>
+    <w:p>
+      <w:r>
+        <w:t>Případné spory budou řešit mediátorkou [[PERSON_15]] ([[DATE_10]], kontakt[[PHONE_12]]).</w:t>
       </w:r>
     </w:p>
     <w:p>
@@ -901,7 +901,7 @@
     </w:p>
     <w:p>
       <w:r>
-        <w:t>[[ADDRESS_16]]</w:t>
+        <w:t>Sídlo: [[ADDRESS_15]]</w:t>
       </w:r>
     </w:p>
     <w:p>
@@ -911,7 +911,7 @@
     </w:p>
     <w:p>
       <w:r>
-        <w:t>Jednatel: [[PERSON_17]]</w:t>
+        <w:t>Jednatel: [[PERSON_16]]</w:t>
       </w:r>
     </w:p>
     <w:p>
@@ -940,87 +940,126 @@
     </w:p>
     <w:p>
       <w:r>
+        <w:t>Bytem: [[ADDRESS_16]]</w:t>
+      </w:r>
+    </w:p>
+    <w:p>
+      <w:r>
+        <w:t>[[BIRTH_ID_9]]</w:t>
+      </w:r>
+    </w:p>
+    <w:p>
+      <w:r>
+        <w:t>Číslo OP: [[ID_CARD_5]]</w:t>
+      </w:r>
+    </w:p>
+    <w:p>
+      <w:r>
+        <w:t>[[DATE_11]]</w:t>
+      </w:r>
+    </w:p>
+    <w:p>
+      <w:r>
+        <w:t>Kontakt: [[EMAIL_10]]</w:t>
+      </w:r>
+    </w:p>
+    <w:p>
+      <w:r>
+        <w:t>[[PHONE_13]]</w:t>
+      </w:r>
+    </w:p>
+    <w:p>
+      <w:r>
+        <w:t>[[BANK_6]]</w:t>
+      </w:r>
+    </w:p>
+    <w:p>
+      <w:r>
+        <w:t xml:space="preserve"/>
+      </w:r>
+    </w:p>
+    <w:p>
+      <w:r>
+        <w:t>Pan Trần bude pracovat jako barista. Pan [[PERSON_16]] bude jeho přímým nadřízeným.</w:t>
+      </w:r>
+    </w:p>
+    <w:p>
+      <w:r>
+        <w:t xml:space="preserve"/>
+      </w:r>
+    </w:p>
+    <w:p>
+      <w:r>
+        <w:t xml:space="preserve"/>
+      </w:r>
+    </w:p>
+    <w:p>
+      <w:pPr>
+        <w:pStyle w:val="Heading1"/>
+      </w:pPr>
+      <w:r>
+        <w:t xml:space="preserve">SMLOUVA 8: Smlouva o úvěru (záludná - podobná slova)</w:t>
+      </w:r>
+    </w:p>
+    <w:p>
+      <w:pPr>
+        <w:pStyle w:val="Heading2"/>
+      </w:pPr>
+      <w:r>
+        <w:t xml:space="preserve">SMLOUVA O POSKYTNUTÍ ÚVĚRU</w:t>
+      </w:r>
+    </w:p>
+    <w:p>
+      <w:r>
+        <w:t xml:space="preserve"/>
+      </w:r>
+    </w:p>
+    <w:p>
+      <w:r>
+        <w:rPr>
+          <w:b/>
+          <w:bCs/>
+        </w:rPr>
+        <w:t xml:space="preserve">Věřitel:</w:t>
+      </w:r>
+    </w:p>
+    <w:p>
+      <w:r>
+        <w:t>[[PERSON_17]]</w:t>
+      </w:r>
+    </w:p>
+    <w:p>
+      <w:r>
         <w:t>Bytem: [[ADDRESS_17]]</w:t>
       </w:r>
     </w:p>
     <w:p>
       <w:r>
-        <w:t>[[BIRTH_ID_9]]</w:t>
-      </w:r>
-    </w:p>
-    <w:p>
-      <w:r>
-        <w:t>Číslo OP: [[ID_CARD_5]]</w:t>
-      </w:r>
-    </w:p>
-    <w:p>
-      <w:r>
-        <w:t>[[DATE_11]]</w:t>
-      </w:r>
-    </w:p>
-    <w:p>
-      <w:r>
-        <w:t>Kontakt: [[EMAIL_10]]</w:t>
-      </w:r>
-    </w:p>
-    <w:p>
-      <w:r>
-        <w:t>[[PHONE_13]]</w:t>
-      </w:r>
-    </w:p>
-    <w:p>
-      <w:r>
-        <w:t>[[BANK_6]]</w:t>
-      </w:r>
-    </w:p>
-    <w:p>
-      <w:r>
-        <w:t xml:space="preserve"/>
-      </w:r>
-    </w:p>
-    <w:p>
-      <w:r>
-        <w:t>Pan Trần bude pracovat jako barista. Pan [[PERSON_17]] bude jeho přímým nadřízeným.</w:t>
-      </w:r>
-    </w:p>
-    <w:p>
-      <w:r>
-        <w:t xml:space="preserve"/>
-      </w:r>
-    </w:p>
-    <w:p>
-      <w:r>
-        <w:t xml:space="preserve"/>
-      </w:r>
-    </w:p>
-    <w:p>
-      <w:pPr>
-        <w:pStyle w:val="Heading1"/>
-      </w:pPr>
-      <w:r>
-        <w:t xml:space="preserve">SMLOUVA 8: Smlouva o úvěru (záludná - podobná slova)</w:t>
-      </w:r>
-    </w:p>
-    <w:p>
-      <w:pPr>
-        <w:pStyle w:val="Heading2"/>
-      </w:pPr>
-      <w:r>
-        <w:t xml:space="preserve">SMLOUVA O POSKYTNUTÍ ÚVĚRU</w:t>
-      </w:r>
-    </w:p>
-    <w:p>
-      <w:r>
-        <w:t xml:space="preserve"/>
-      </w:r>
-    </w:p>
-    <w:p>
-      <w:r>
-        <w:rPr>
-          <w:b/>
-          <w:bCs/>
-        </w:rPr>
-        <w:t xml:space="preserve">Věřitel:</w:t>
+        <w:t>[[BIRTH_ID_10]]</w:t>
+      </w:r>
+    </w:p>
+    <w:p>
+      <w:r>
+        <w:t>OP: [[ID_CARD_6]]</w:t>
+      </w:r>
+    </w:p>
+    <w:p>
+      <w:r>
+        <w:t>[[PHONE_14]]</w:t>
+      </w:r>
+    </w:p>
+    <w:p>
+      <w:r>
+        <w:t xml:space="preserve"/>
+      </w:r>
+    </w:p>
+    <w:p>
+      <w:r>
+        <w:rPr>
+          <w:b/>
+          <w:bCs/>
+        </w:rPr>
+        <w:t xml:space="preserve">Dlužník:</w:t>
       </w:r>
     </w:p>
     <w:p>
@@ -1030,46 +1069,7 @@
     </w:p>
     <w:p>
       <w:r>
-        <w:t>Bytem: [[ADDRESS_18]]</w:t>
-      </w:r>
-    </w:p>
-    <w:p>
-      <w:r>
-        <w:t>[[BIRTH_ID_10]]</w:t>
-      </w:r>
-    </w:p>
-    <w:p>
-      <w:r>
-        <w:t>OP: [[ID_CARD_6]]</w:t>
-      </w:r>
-    </w:p>
-    <w:p>
-      <w:r>
-        <w:t>[[PHONE_14]]</w:t>
-      </w:r>
-    </w:p>
-    <w:p>
-      <w:r>
-        <w:t xml:space="preserve"/>
-      </w:r>
-    </w:p>
-    <w:p>
-      <w:r>
-        <w:rPr>
-          <w:b/>
-          <w:bCs/>
-        </w:rPr>
-        <w:t xml:space="preserve">Dlužník:</w:t>
-      </w:r>
-    </w:p>
-    <w:p>
-      <w:r>
-        <w:t>[[PERSON_19]]</w:t>
-      </w:r>
-    </w:p>
-    <w:p>
-      <w:r>
-        <w:t>[[ADDRESS_19]]</w:t>
+        <w:t>[[ADDRESS_18]]</w:t>
       </w:r>
     </w:p>
     <w:p>
@@ -1099,17 +1099,17 @@
     </w:p>
     <w:p>
       <w:r>
-        <w:t>Pan [[PERSON_18]] poskytuje panu [[PERSON_19]] úvěr ve výši 220 000 Kč. [[PERSON_19]] splácí [[PERSON_18]] v měsíčních splátkách. V případě prodlení zaplatí [[PERSON_19]] [[PERSON_18]] penále.</w:t>
-      </w:r>
-    </w:p>
-    <w:p>
-      <w:r>
-        <w:t xml:space="preserve"/>
-      </w:r>
-    </w:p>
-    <w:p>
-      <w:r>
-        <w:t>Svědek: Ing. [[PERSON_20]], [[ADDRESS_20]] ([[BIRTH_ID_12]])</w:t>
+        <w:t>Pan [[PERSON_17]] poskytuje panu [[PERSON_18]] úvěr ve výši 220 000 Kč. [[PERSON_18]] splácí [[PERSON_17]] v měsíčních splátkách. V případě prodlení zaplatí [[PERSON_18]] [[PERSON_17]] penále.</w:t>
+      </w:r>
+    </w:p>
+    <w:p>
+      <w:r>
+        <w:t xml:space="preserve"/>
+      </w:r>
+    </w:p>
+    <w:p>
+      <w:r>
+        <w:t>Svědek: Ing. [[PERSON_19]], [[ADDRESS_19]] ([[BIRTH_ID_12]])</w:t>
       </w:r>
     </w:p>
     <w:p>
@@ -1118,6 +1118,12 @@
       </w:r>
     </w:p>
     <w:sectPr>
+      <w:headerReference w:type="default" r:id="rId7"/>
+      <w:footerReference w:type="default" r:id="rId8"/>
+      <w:headerReference w:type="first" r:id="rId9"/>
+      <w:footerReference w:type="first" r:id="rId10"/>
+      <w:headerReference w:type="even" r:id="rId11"/>
+      <w:footerReference w:type="even" r:id="rId12"/>
       <w:pgSz w:w="11906" w:h="16838" w:orient="portrait"/>
       <w:pgMar w:top="1440" w:right="1440" w:bottom="1440" w:left="1440" w:header="708" w:footer="708" w:gutter="0"/>
       <w:pgNumType/>
@@ -1131,6 +1137,36 @@
 <w:comments xmlns:cx="http://schemas.microsoft.com/office/drawing/2014/chartex" xmlns:cx1="http://schemas.microsoft.com/office/drawing/2015/9/8/chartex" xmlns:cx2="http://schemas.microsoft.com/office/drawing/2015/10/21/chartex" xmlns:cx3="http://schemas.microsoft.com/office/drawing/2016/5/9/chartex" xmlns:cx4="http://schemas.microsoft.com/office/drawing/2016/5/10/chartex" xmlns:cx5="http://schemas.microsoft.com/office/drawing/2016/5/11/chartex" xmlns:cx6="http://schemas.microsoft.com/office/drawing/2016/5/12/chartex" xmlns:cx7="http://schemas.microsoft.com/office/drawing/2016/5/13/chartex" xmlns:cx8="http://schemas.microsoft.com/office/drawing/2016/5/14/chartex" xmlns:mc="http://schemas.openxmlformats.org/markup-compatibility/2006" xmlns:aink="http://schemas.microsoft.com/office/drawing/2016/ink" xmlns:am3d="http://schemas.microsoft.com/office/drawing/2017/model3d" xmlns:o="urn:schemas-microsoft-com:office:office" xmlns:r="http://schemas.openxmlformats.org/officeDocument/2006/relationships" xmlns:m="http://schemas.openxmlformats.org/officeDocument/2006/math" xmlns:v="urn:schemas-microsoft-com:vml" xmlns:wp14="http://schemas.microsoft.com/office/word/2010/wordprocessingDrawing" xmlns:wp="http://schemas.openxmlformats.org/drawingml/2006/wordprocessingDrawing" xmlns:w10="urn:schemas-microsoft-com:office:word" xmlns:w="http://schemas.openxmlformats.org/wordprocessingml/2006/main" xmlns:w14="http://schemas.microsoft.com/office/word/2010/wordml" xmlns:w15="http://schemas.microsoft.com/office/word/2012/wordml" xmlns:w16cex="http://schemas.microsoft.com/office/word/2018/wordml/cex" xmlns:w16cid="http://schemas.microsoft.com/office/word/2016/wordml/cid" xmlns:w16="http://schemas.microsoft.com/office/word/2018/wordml" xmlns:w16sdtdh="http://schemas.microsoft.com/office/word/2020/wordml/sdtdatahash" xmlns:w16se="http://schemas.microsoft.com/office/word/2015/wordml/symex" xmlns:wpg="http://schemas.microsoft.com/office/word/2010/wordprocessingGroup" xmlns:wpi="http://schemas.microsoft.com/office/word/2010/wordprocessingInk" xmlns:wne="http://schemas.microsoft.com/office/word/2006/wordml" xmlns:wps="http://schemas.microsoft.com/office/word/2010/wordprocessingShape"/>
 </file>
 
+<file path=word/footer1.xml><?xml version="1.0" encoding="utf-8"?>
+<w:ftr xmlns:m="http://schemas.openxmlformats.org/officeDocument/2006/math" xmlns:mc="http://schemas.openxmlformats.org/markup-compatibility/2006" xmlns:mo="http://schemas.microsoft.com/office/mac/office/2008/main" xmlns:mv="urn:schemas-microsoft-com:mac:vml" xmlns:o="urn:schemas-microsoft-com:office:office" xmlns:r="http://schemas.openxmlformats.org/officeDocument/2006/relationships" xmlns:v="urn:schemas-microsoft-com:vml" xmlns:w10="urn:schemas-microsoft-com:office:word" xmlns:w14="http://schemas.microsoft.com/office/word/2010/wordml" xmlns:w="http://schemas.openxmlformats.org/wordprocessingml/2006/main" xmlns:wne="http://schemas.microsoft.com/office/word/2006/wordml" xmlns:wp14="http://schemas.microsoft.com/office/word/2010/wordprocessingDrawing" xmlns:wp="http://schemas.openxmlformats.org/drawingml/2006/wordprocessingDrawing" xmlns:wpc="http://schemas.microsoft.com/office/word/2010/wordprocessingCanvas" xmlns:wpg="http://schemas.microsoft.com/office/word/2010/wordprocessingGroup" xmlns:wpi="http://schemas.microsoft.com/office/word/2010/wordprocessingInk" xmlns:wps="http://schemas.microsoft.com/office/word/2010/wordprocessingShape" mc:Ignorable="w14 wp14">
+  <w:p>
+    <w:pPr>
+      <w:pStyle w:val="Footer"/>
+    </w:pPr>
+  </w:p>
+</w:ftr>
+</file>
+
+<file path=word/footer2.xml><?xml version="1.0" encoding="utf-8"?>
+<w:ftr xmlns:m="http://schemas.openxmlformats.org/officeDocument/2006/math" xmlns:mc="http://schemas.openxmlformats.org/markup-compatibility/2006" xmlns:mo="http://schemas.microsoft.com/office/mac/office/2008/main" xmlns:mv="urn:schemas-microsoft-com:mac:vml" xmlns:o="urn:schemas-microsoft-com:office:office" xmlns:r="http://schemas.openxmlformats.org/officeDocument/2006/relationships" xmlns:v="urn:schemas-microsoft-com:vml" xmlns:w10="urn:schemas-microsoft-com:office:word" xmlns:w14="http://schemas.microsoft.com/office/word/2010/wordml" xmlns:w="http://schemas.openxmlformats.org/wordprocessingml/2006/main" xmlns:wne="http://schemas.microsoft.com/office/word/2006/wordml" xmlns:wp14="http://schemas.microsoft.com/office/word/2010/wordprocessingDrawing" xmlns:wp="http://schemas.openxmlformats.org/drawingml/2006/wordprocessingDrawing" xmlns:wpc="http://schemas.microsoft.com/office/word/2010/wordprocessingCanvas" xmlns:wpg="http://schemas.microsoft.com/office/word/2010/wordprocessingGroup" xmlns:wpi="http://schemas.microsoft.com/office/word/2010/wordprocessingInk" xmlns:wps="http://schemas.microsoft.com/office/word/2010/wordprocessingShape" mc:Ignorable="w14 wp14">
+  <w:p>
+    <w:pPr>
+      <w:pStyle w:val="Footer"/>
+    </w:pPr>
+  </w:p>
+</w:ftr>
+</file>
+
+<file path=word/footer3.xml><?xml version="1.0" encoding="utf-8"?>
+<w:ftr xmlns:m="http://schemas.openxmlformats.org/officeDocument/2006/math" xmlns:mc="http://schemas.openxmlformats.org/markup-compatibility/2006" xmlns:mo="http://schemas.microsoft.com/office/mac/office/2008/main" xmlns:mv="urn:schemas-microsoft-com:mac:vml" xmlns:o="urn:schemas-microsoft-com:office:office" xmlns:r="http://schemas.openxmlformats.org/officeDocument/2006/relationships" xmlns:v="urn:schemas-microsoft-com:vml" xmlns:w10="urn:schemas-microsoft-com:office:word" xmlns:w14="http://schemas.microsoft.com/office/word/2010/wordml" xmlns:w="http://schemas.openxmlformats.org/wordprocessingml/2006/main" xmlns:wne="http://schemas.microsoft.com/office/word/2006/wordml" xmlns:wp14="http://schemas.microsoft.com/office/word/2010/wordprocessingDrawing" xmlns:wp="http://schemas.openxmlformats.org/drawingml/2006/wordprocessingDrawing" xmlns:wpc="http://schemas.microsoft.com/office/word/2010/wordprocessingCanvas" xmlns:wpg="http://schemas.microsoft.com/office/word/2010/wordprocessingGroup" xmlns:wpi="http://schemas.microsoft.com/office/word/2010/wordprocessingInk" xmlns:wps="http://schemas.microsoft.com/office/word/2010/wordprocessingShape" mc:Ignorable="w14 wp14">
+  <w:p>
+    <w:pPr>
+      <w:pStyle w:val="Footer"/>
+    </w:pPr>
+  </w:p>
+</w:ftr>
+</file>
+
 <file path=word/footnotes.xml><?xml version="1.0" encoding="utf-8"?>
 <w:footnotes xmlns:wpc="http://schemas.microsoft.com/office/word/2010/wordprocessingCanvas" xmlns:mc="http://schemas.openxmlformats.org/markup-compatibility/2006" xmlns:o="urn:schemas-microsoft-com:office:office" xmlns:r="http://schemas.openxmlformats.org/officeDocument/2006/relationships" xmlns:m="http://schemas.openxmlformats.org/officeDocument/2006/math" xmlns:v="urn:schemas-microsoft-com:vml" xmlns:wp14="http://schemas.microsoft.com/office/word/2010/wordprocessingDrawing" xmlns:wp="http://schemas.openxmlformats.org/drawingml/2006/wordprocessingDrawing" xmlns:w10="urn:schemas-microsoft-com:office:word" xmlns:w="http://schemas.openxmlformats.org/wordprocessingml/2006/main" xmlns:w14="http://schemas.microsoft.com/office/word/2010/wordml" xmlns:w15="http://schemas.microsoft.com/office/word/2012/wordml" xmlns:wpg="http://schemas.microsoft.com/office/word/2010/wordprocessingGroup" xmlns:wpi="http://schemas.microsoft.com/office/word/2010/wordprocessingInk" xmlns:wne="http://schemas.microsoft.com/office/word/2006/wordml" xmlns:wps="http://schemas.microsoft.com/office/word/2010/wordprocessingShape" mc:Ignorable="w14 w15 wp14">
   <w:footnote w:type="separator" w:id="-1">
@@ -1166,6 +1202,36 @@
     </w:p>
   </w:footnote>
 </w:footnotes>
+</file>
+
+<file path=word/header1.xml><?xml version="1.0" encoding="utf-8"?>
+<w:hdr xmlns:m="http://schemas.openxmlformats.org/officeDocument/2006/math" xmlns:mc="http://schemas.openxmlformats.org/markup-compatibility/2006" xmlns:mo="http://schemas.microsoft.com/office/mac/office/2008/main" xmlns:mv="urn:schemas-microsoft-com:mac:vml" xmlns:o="urn:schemas-microsoft-com:office:office" xmlns:r="http://schemas.openxmlformats.org/officeDocument/2006/relationships" xmlns:v="urn:schemas-microsoft-com:vml" xmlns:w10="urn:schemas-microsoft-com:office:word" xmlns:w14="http://schemas.microsoft.com/office/word/2010/wordml" xmlns:w="http://schemas.openxmlformats.org/wordprocessingml/2006/main" xmlns:wne="http://schemas.microsoft.com/office/word/2006/wordml" xmlns:wp14="http://schemas.microsoft.com/office/word/2010/wordprocessingDrawing" xmlns:wp="http://schemas.openxmlformats.org/drawingml/2006/wordprocessingDrawing" xmlns:wpc="http://schemas.microsoft.com/office/word/2010/wordprocessingCanvas" xmlns:wpg="http://schemas.microsoft.com/office/word/2010/wordprocessingGroup" xmlns:wpi="http://schemas.microsoft.com/office/word/2010/wordprocessingInk" xmlns:wps="http://schemas.microsoft.com/office/word/2010/wordprocessingShape" mc:Ignorable="w14 wp14">
+  <w:p>
+    <w:pPr>
+      <w:pStyle w:val="Header"/>
+    </w:pPr>
+  </w:p>
+</w:hdr>
+</file>
+
+<file path=word/header2.xml><?xml version="1.0" encoding="utf-8"?>
+<w:hdr xmlns:m="http://schemas.openxmlformats.org/officeDocument/2006/math" xmlns:mc="http://schemas.openxmlformats.org/markup-compatibility/2006" xmlns:mo="http://schemas.microsoft.com/office/mac/office/2008/main" xmlns:mv="urn:schemas-microsoft-com:mac:vml" xmlns:o="urn:schemas-microsoft-com:office:office" xmlns:r="http://schemas.openxmlformats.org/officeDocument/2006/relationships" xmlns:v="urn:schemas-microsoft-com:vml" xmlns:w10="urn:schemas-microsoft-com:office:word" xmlns:w14="http://schemas.microsoft.com/office/word/2010/wordml" xmlns:w="http://schemas.openxmlformats.org/wordprocessingml/2006/main" xmlns:wne="http://schemas.microsoft.com/office/word/2006/wordml" xmlns:wp14="http://schemas.microsoft.com/office/word/2010/wordprocessingDrawing" xmlns:wp="http://schemas.openxmlformats.org/drawingml/2006/wordprocessingDrawing" xmlns:wpc="http://schemas.microsoft.com/office/word/2010/wordprocessingCanvas" xmlns:wpg="http://schemas.microsoft.com/office/word/2010/wordprocessingGroup" xmlns:wpi="http://schemas.microsoft.com/office/word/2010/wordprocessingInk" xmlns:wps="http://schemas.microsoft.com/office/word/2010/wordprocessingShape" mc:Ignorable="w14 wp14">
+  <w:p>
+    <w:pPr>
+      <w:pStyle w:val="Header"/>
+    </w:pPr>
+  </w:p>
+</w:hdr>
+</file>
+
+<file path=word/header3.xml><?xml version="1.0" encoding="utf-8"?>
+<w:hdr xmlns:m="http://schemas.openxmlformats.org/officeDocument/2006/math" xmlns:mc="http://schemas.openxmlformats.org/markup-compatibility/2006" xmlns:mo="http://schemas.microsoft.com/office/mac/office/2008/main" xmlns:mv="urn:schemas-microsoft-com:mac:vml" xmlns:o="urn:schemas-microsoft-com:office:office" xmlns:r="http://schemas.openxmlformats.org/officeDocument/2006/relationships" xmlns:v="urn:schemas-microsoft-com:vml" xmlns:w10="urn:schemas-microsoft-com:office:word" xmlns:w14="http://schemas.microsoft.com/office/word/2010/wordml" xmlns:w="http://schemas.openxmlformats.org/wordprocessingml/2006/main" xmlns:wne="http://schemas.microsoft.com/office/word/2006/wordml" xmlns:wp14="http://schemas.microsoft.com/office/word/2010/wordprocessingDrawing" xmlns:wp="http://schemas.openxmlformats.org/drawingml/2006/wordprocessingDrawing" xmlns:wpc="http://schemas.microsoft.com/office/word/2010/wordprocessingCanvas" xmlns:wpg="http://schemas.microsoft.com/office/word/2010/wordprocessingGroup" xmlns:wpi="http://schemas.microsoft.com/office/word/2010/wordprocessingInk" xmlns:wps="http://schemas.microsoft.com/office/word/2010/wordprocessingShape" mc:Ignorable="w14 wp14">
+  <w:p>
+    <w:pPr>
+      <w:pStyle w:val="Header"/>
+    </w:pPr>
+  </w:p>
+</w:hdr>
 </file>
 
 <file path=word/numbering.xml><?xml version="1.0" encoding="utf-8"?>

--- a/test_data/smlouva8_anon.docx
+++ b/test_data/smlouva8_anon.docx
@@ -115,7 +115,7 @@
     </w:p>
     <w:p>
       <w:r>
-        <w:t>Místo narození: [[BIRTH_PLACE_1]]</w:t>
+        <w:t>Místo narození: [[ADDRESS_2]]</w:t>
       </w:r>
     </w:p>
     <w:p>
@@ -257,7 +257,7 @@
     </w:p>
     <w:p>
       <w:r>
-        <w:t>[[ADDRESS_4]]</w:t>
+        <w:t>[[ADDRESS_5]]</w:t>
       </w:r>
     </w:p>
     <w:p>
@@ -296,7 +296,7 @@
     </w:p>
     <w:p>
       <w:r>
-        <w:t>[[ADDRESS_5]]</w:t>
+        <w:t>[[ADDRESS_6]]</w:t>
       </w:r>
     </w:p>
     <w:p>
@@ -391,7 +391,7 @@
     </w:p>
     <w:p>
       <w:r>
-        <w:t>Trvale bytem: [[ADDRESS_6]]</w:t>
+        <w:t>Trvale bytem: [[ADDRESS_7]]</w:t>
       </w:r>
     </w:p>
     <w:p>
@@ -425,7 +425,7 @@
     </w:p>
     <w:p>
       <w:r>
-        <w:t>Bytem: [[ADDRESS_7]]</w:t>
+        <w:t>Bytem: [[ADDRESS_8]]</w:t>
       </w:r>
     </w:p>
     <w:p>
@@ -445,7 +445,7 @@
     </w:p>
     <w:p>
       <w:r>
-        <w:t>Paní [[PERSON_6]] pronajímá panu [[PERSON_7]] byt 3+1 [[ADDRESS_6]]. [[PERSON_7]] se zavazuje platit [[PERSON_6]] měsíční nájemné 18 500 Kč.</w:t>
+        <w:t>Paní [[PERSON_6]] pronajímá panu [[PERSON_7]] byt 3+1 [[ADDRESS_7]]. [[PERSON_7]] se zavazuje platit [[PERSON_6]] měsíční nájemné 18 500 Kč.</w:t>
       </w:r>
     </w:p>
     <w:p>
@@ -505,7 +505,7 @@
     </w:p>
     <w:p>
       <w:r>
-        <w:t>Se sídlem: [[ADDRESS_9]]</w:t>
+        <w:t>Se sídlem: [[ADDRESS_10]]</w:t>
       </w:r>
     </w:p>
     <w:p>
@@ -554,7 +554,7 @@
     </w:p>
     <w:p>
       <w:r>
-        <w:t>Bytem: [[ADDRESS_10]]</w:t>
+        <w:t>Bytem: [[ADDRESS_11]]</w:t>
       </w:r>
     </w:p>
     <w:p>
@@ -648,7 +648,7 @@
     </w:p>
     <w:p>
       <w:r>
-        <w:t>Bytem: U [[ADDRESS_11]]</w:t>
+        <w:t>Bytem: U [[ADDRESS_12]]</w:t>
       </w:r>
     </w:p>
     <w:p>
@@ -687,7 +687,7 @@
     </w:p>
     <w:p>
       <w:r>
-        <w:t>[[ADDRESS_12]]</w:t>
+        <w:t>[[ADDRESS_13]]</w:t>
       </w:r>
     </w:p>
     <w:p>
@@ -782,7 +782,7 @@
     </w:p>
     <w:p>
       <w:r>
-        <w:t>Sídlo podnikání: [[ADDRESS_13]]</w:t>
+        <w:t>Sídlo podnikání: [[ADDRESS_14]]</w:t>
       </w:r>
     </w:p>
     <w:p>
@@ -821,7 +821,7 @@
     </w:p>
     <w:p>
       <w:r>
-        <w:t>Sídlo: [[ADDRESS_14]]</w:t>
+        <w:t>Sídlo: [[ADDRESS_15]]</w:t>
       </w:r>
     </w:p>
     <w:p>
@@ -901,7 +901,7 @@
     </w:p>
     <w:p>
       <w:r>
-        <w:t>Sídlo: [[ADDRESS_15]]</w:t>
+        <w:t>Sídlo: [[ADDRESS_16]]</w:t>
       </w:r>
     </w:p>
     <w:p>
@@ -940,7 +940,7 @@
     </w:p>
     <w:p>
       <w:r>
-        <w:t>Bytem: [[ADDRESS_16]]</w:t>
+        <w:t>Bytem: [[ADDRESS_17]]</w:t>
       </w:r>
     </w:p>
     <w:p>
@@ -1030,7 +1030,7 @@
     </w:p>
     <w:p>
       <w:r>
-        <w:t>Bytem: [[ADDRESS_17]]</w:t>
+        <w:t>Bytem: [[ADDRESS_18]]</w:t>
       </w:r>
     </w:p>
     <w:p>
@@ -1069,7 +1069,7 @@
     </w:p>
     <w:p>
       <w:r>
-        <w:t>[[ADDRESS_18]]</w:t>
+        <w:t>[[ADDRESS_19]]</w:t>
       </w:r>
     </w:p>
     <w:p>
@@ -1109,7 +1109,7 @@
     </w:p>
     <w:p>
       <w:r>
-        <w:t>Svědek: Ing. [[PERSON_19]], [[ADDRESS_19]] ([[BIRTH_ID_12]])</w:t>
+        <w:t>Svědek: Ing. [[PERSON_19]], [[ADDRESS_20]] ([[BIRTH_ID_12]])</w:t>
       </w:r>
     </w:p>
     <w:p>
